--- a/contoh/hasil/notulen_rapat.docx
+++ b/contoh/hasil/notulen_rapat.docx
@@ -153,7 +153,7 @@
           <w:color w:val="6B7280"/>
           <w:sz w:val="20"/>
         </w:rPr>
-        <w:t xml:space="preserve">Nomor: NOT/DAI/2026/10/0009</w:t>
+        <w:t xml:space="preserve">Nomor: NOT/SEK/2026/10/0001</w:t>
       </w:r>
     </w:p>
     <w:tbl>
@@ -2057,7 +2057,7 @@
                 <w:i w:val="0"/>
                 <w:sz w:val="19"/>
               </w:rPr>
-              <w:t xml:space="preserve">Tindak lanjut no. 3 belum memiliki PIC dan tenggat; tetapkan sebelum notulen diedarkan.</w:t>
+              <w:t xml:space="preserve">Tindak lanjut no. 3 ('Kumpulkan SOP reimbursement versi final') belum memiliki PIC dan tenggat; lengkapi sebelum notulen diedarkan (SOP-RPT-04 Pasal 3 ayat 6).</w:t>
             </w:r>
           </w:p>
         </w:tc>
